--- a/test/女儿成长日记.docx
+++ b/test/女儿成长日记.docx
@@ -442,7 +442,7 @@
         <w:spacing w:line="360" w:lineRule="auto"/>
         <w:ind w:firstLineChars="200" w:firstLine="480"/>
         <w:rPr>
-          <w:rFonts w:ascii="宋体" w:eastAsia="宋体" w:hAnsi="宋体"/>
+          <w:rFonts w:ascii="宋体" w:eastAsia="宋体" w:hAnsi="宋体" w:hint="eastAsia"/>
           <w:sz w:val="24"/>
           <w:szCs w:val="24"/>
         </w:rPr>
@@ -489,13 +489,7 @@
         <w:rPr>
           <w:rFonts w:hint="eastAsia"/>
         </w:rPr>
-        <w:t>2</w:t>
-      </w:r>
-      <w:r>
-        <w:rPr>
-          <w:rFonts w:hint="eastAsia"/>
-        </w:rPr>
-        <w:t>5</w:t>
+        <w:t>25</w:t>
       </w:r>
     </w:p>
     <w:p>
@@ -542,7 +536,7 @@
         <w:spacing w:line="360" w:lineRule="auto"/>
         <w:ind w:firstLineChars="200" w:firstLine="480"/>
         <w:rPr>
-          <w:rFonts w:ascii="宋体" w:eastAsia="宋体" w:hAnsi="宋体" w:hint="eastAsia"/>
+          <w:rFonts w:ascii="宋体" w:eastAsia="宋体" w:hAnsi="宋体"/>
           <w:sz w:val="24"/>
           <w:szCs w:val="24"/>
         </w:rPr>
@@ -555,6 +549,68 @@
         </w:rPr>
         <w:t>女儿这两天对红绿灯很感兴趣，每天晚上下班回来，都抱着看一会儿幸福超市附近那个红绿灯。</w:t>
       </w:r>
+    </w:p>
+    <w:p>
+      <w:pPr>
+        <w:pStyle w:val="1"/>
+        <w:rPr>
+          <w:rFonts w:hint="eastAsia"/>
+        </w:rPr>
+      </w:pPr>
+      <w:r>
+        <w:rPr>
+          <w:rFonts w:hint="eastAsia"/>
+        </w:rPr>
+        <w:t>2026-0</w:t>
+      </w:r>
+      <w:r>
+        <w:rPr>
+          <w:rFonts w:hint="eastAsia"/>
+        </w:rPr>
+        <w:t>9</w:t>
+      </w:r>
+      <w:r>
+        <w:rPr>
+          <w:rFonts w:hint="eastAsia"/>
+        </w:rPr>
+        <w:t>-</w:t>
+      </w:r>
+      <w:r>
+        <w:rPr>
+          <w:rFonts w:hint="eastAsia"/>
+        </w:rPr>
+        <w:t>02</w:t>
+      </w:r>
+    </w:p>
+    <w:p>
+      <w:pPr>
+        <w:spacing w:line="360" w:lineRule="auto"/>
+        <w:ind w:firstLineChars="200" w:firstLine="480"/>
+        <w:rPr>
+          <w:rFonts w:ascii="宋体" w:eastAsia="宋体" w:hAnsi="宋体"/>
+          <w:sz w:val="24"/>
+          <w:szCs w:val="24"/>
+        </w:rPr>
+      </w:pPr>
+      <w:r>
+        <w:rPr>
+          <w:rFonts w:ascii="宋体" w:eastAsia="宋体" w:hAnsi="宋体"/>
+          <w:sz w:val="24"/>
+          <w:szCs w:val="24"/>
+        </w:rPr>
+        <w:t>这两天女儿有些便秘，周一用了开塞露才拉了臭臭，最近要调整一下饮食，喝点稀的粥，多吃些蔬菜，要引导孩子喝水。</w:t>
+      </w:r>
+    </w:p>
+    <w:p>
+      <w:pPr>
+        <w:spacing w:line="360" w:lineRule="auto"/>
+        <w:ind w:firstLineChars="200" w:firstLine="480"/>
+        <w:rPr>
+          <w:rFonts w:ascii="宋体" w:eastAsia="宋体" w:hAnsi="宋体" w:hint="eastAsia"/>
+          <w:sz w:val="24"/>
+          <w:szCs w:val="24"/>
+        </w:rPr>
+      </w:pPr>
     </w:p>
     <w:sectPr>
       <w:pgSz w:w="11906" w:h="16838"/>
@@ -1264,7 +1320,6 @@
   <w:style w:type="character" w:default="1" w:styleId="a0">
     <w:name w:val="Default Paragraph Font"/>
     <w:uiPriority w:val="1"/>
-    <w:semiHidden/>
     <w:unhideWhenUsed/>
   </w:style>
   <w:style w:type="table" w:default="1" w:styleId="a1">
